--- a/fra/docx/03.content.docx
+++ b/fra/docx/03.content.docx
@@ -11,6 +11,15 @@
         <w:pStyle w:val="Heading2"/>
       </w:pPr>
       <w:r>
+        <w:t>Resource: Notes d'étude (Tyndale)</w:t>
+      </w:r>
+      <w:r/>
+    </w:p>
+    <w:p>
+      <w:pPr>
+        <w:pStyle w:val="Heading2"/>
+      </w:pPr>
+      <w:r>
         <w:t>License Information</w:t>
       </w:r>
       <w:r/>
@@ -21,7 +30,7 @@
         <w:rPr>
           <w:b/>
         </w:rPr>
-        <w:t>Study Notes (Tyndale)</w:t>
+        <w:t>Notes d'étude (Tyndale)</w:t>
       </w:r>
       <w:r>
         <w:t xml:space="preserve"> (French) is based on</w:t>
@@ -74,7 +83,7 @@
         <w:pStyle w:val="Heading1"/>
       </w:pPr>
       <w:r>
-        <w:t>Study Notes (Tyndale)</w:t>
+        <w:t>Notes d'étude (Tyndale)</w:t>
       </w:r>
     </w:p>
     <w:p>
@@ -83,6 +92,51 @@
           <w:headerReference w:type="even" r:id="rId8"/>
           <w:headerReference w:type="default" r:id="rId9"/>
           <w:footerReference w:type="default" r:id="rId10"/>
+          <w:footnotePr>
+            <w:numRestart w:val="eachSect"/>
+          </w:footnotePr>
+          <w:type w:val="continuous"/>
+          <w:pgSz w:w="12240" w:h="15840" w:code="1"/>
+          <w:pgMar w:top="1440" w:right="1440" w:bottom="1440" w:left="1440" w:header="504" w:footer="504" w:gutter="0"/>
+          <w:cols w:space="708"/>
+          <w:titlePg/>
+          <w:docGrid w:linePitch="360"/>
+        </w:sectPr>
+      </w:pPr>
+    </w:p>
+    <w:p>
+      <w:r/>
+    </w:p>
+    <w:p>
+      <w:pPr>
+        <w:pStyle w:val="Heading2"/>
+      </w:pPr>
+      <w:r>
+        <w:t>LEV</w:t>
+      </w:r>
+      <w:r/>
+    </w:p>
+    <w:p>
+      <w:r/>
+      <w:r>
+        <w:rPr>
+          <w:i/>
+        </w:rPr>
+        <w:t>Lévitique 1.1, Lévitique 1.1–7.38, Lévitique 1.2–3, Lévitique 1.3, Lévitique 1.3–17, Lévitique 1.4, Lévitique 1.5, Lévitique 1.6, Lévitique 1.8, Lévitique 1.9, Lévitique 1.10–13, Lévitique 1.14–17, Lévitique 1.17, Lévitique 2.1, Lévitique 2.1–16, Lévitique 2.2, Lévitique 2.3, Lévitique 2.4, Lévitique 2.5, Lévitique 2.7, Lévitique 2.11, Lévitique 2.12, Lévitique 2.13, Lévitique 3.1, Lévitique 3.1–17, Lévitique 3.4, Lévitique 3.5, Lévitique 3.6–11, Lévitique 3.9, Lévitique 3.11, Lévitique 3.12–16, Lévitique 3.17, Lévitique 4.1–5.13, Lévitique 4.3, Lévitique 4.3–21, Lévitique 4.5–6, Lévitique 4.7, Lévitique 4.11–12, Lévitique 4.15, Lévitique 4.20, Lévitique 4.22, Lévitique 4.22–35, Lévitique 4.23, Lévitique 4.24, Lévitique 4.25, Lévitique 4.27–35, Lévitique 5.1, Lévitique 5.1–6, Lévitique 5.2, Lévitique 5.3, Lévitique 5.4, Lévitique 5.5, Lévitique 5.6, Lévitique 5.7, Lévitique 5.7–13, Lévitique 5.11, Lévitique 5.13, Lévitique 5.14–6.7, Lévitique 5.15, Lévitique 5.16, Lévitique 5.17–19, Lévitique 6.2, Lévitique 6.5, Lévitique 6.7, Lévitique 6.8–7.38, Lévitique 6.10, Lévitique 6.11, Lévitique 6.12–13, Lévitique 6.16, Lévitique 6.17, Lévitique 6.18, Lévitique 6.19–23, Lévitique 6.22, Lévitique 6.23, Lévitique 6.28, Lévitique 6.23, Lévitique 7.3–4, Lévitique 7.12–15, Lévitique 7.15, Lévitique 7.16–18, Lévitique 7.18, Lévitique 7.19–21, Lévitique 7.20–21, Lévitique 7.22–27, Lévitique 7.24, Lévitique 7.26–27, Lévitique 7.34, Lévitique 7.36, Lévitique 8.1–36, Lévitique 8.2, Lévitique 8.4, Lévitique 8.6, Lévitique 8.7, Lévitique 8.8, Lévitique 8.9, Lévitique 8.10, Lévitique 8.13, Lévitique 8.14, Lévitique 8.15, Lévitique 8.18, Lévitique 8.22, Lévitique 8.23, Lévitique 8.29, Lévitique 8.30, Lévitique 8.31, Lévitique 8.34, Lévitique 8.35, Lévitique 9.1, Lévitique 9.2–4, Lévitique 9.6, Lévitique 9.7, Lévitique 9.9, Lévitique 9.17, Lévitique 9.22, Lévitique 9.24, Lévitique 10.1, Lévitique 10.1–20, Lévitique 10.2, Lévitique 10.3, Lévitique 10.4, Lévitique 10.5, Lévitique 10.6, Lévitique 10.7, Lévitique 10.8–10, Lévitique 10.11, Lévitique 10.12, Lévitique 10.13–15, Lévitique 10.16–17, Lévitique 10.19, Lévitique 11.1–15.33, Lévitique 11.2–3, Lévitique 11.2–8, Lévitique 11.5–6, Lévitique 11.9, Lévitique 11.10, Lévitique 11.13–19, Lévitique 11.21–22, Lévitique 11.24–25, Lévitique 11.29–31, Lévitique 11.32–40, Lévitique 11.36, Lévitique 11.37–38, Lévitique 11.39–40, Lévitique 11.44–45, Lévitique 11.45, Lévitique 12.1–8, Lévitique 12.2, Lévitique 12.3, Lévitique 12.4, Lévitique 12.5, Lévitique 12.6, Lévitique 12.7, Lévitique 12.8, Lévitique 13.1–46, Lévitique 13.1–14.57, Lévitique 13.2, Lévitique 13.3, Lévitique 13.4–5, Lévitique 13.8, Lévitique 13.10, Lévitique 13.12–13, Lévitique 13.24–25, Lévitique 13.30, Lévitique 13.38–39, Lévitique 13.42, Lévitique 13.45, Lévitique 13.46, Lévitique 13.47, Lévitique 13.47–59, Lévitique 14.1–32, Lévitique 14.4, Lévitique 14.5–7, Lévitique 14.7, Lévitique 14.12, Lévitique 14.14, Lévitique 14.15–17, Lévitique 14.19, Lévitique 14.20, Lévitique 14.21–32, Lévitique 14.33–53, Lévitique 14.34, Lévitique 14.36, Lévitique 14.37, Lévitique 14.54–57, Lévitique 15.1–33, Lévitique 15.2, Lévitique 15.13–15, Lévitique 15.16–17, Lévitique 15:18, Lévitique 15.19–23, Lévitique 15.24, Lévitique 15.25–29, Lévitique 15.32–33, Lévitique 16.1–34, Lévitique 16.2, Lévitique 16.4, Lévitique 16.6, Lévitique 16.8, Lévitique 16.16, Lévitique 16.23–24, Lévitique 16.27, Lévitique 16.29, Lévitique 16.31, Lévitique 17.1–26.46, Lévitique 17.3–9, Lévitique 17.4, Lévitique 17.7, Lévitique 17.11, Lévitique 17.13, Lévitique 17.15–16, Lévitique 18.1–20.27, Lévitique 18.2, Lévitique 18.4–5, Lévitique 18.6–7, Lévitique 18.7, Lévitique 18:7–8, Lévitique 18.9, Lévitique 18.12–13, Lévitique 18.14, Lévitique 18.15, Lévitique 18.16, Lévitique 18.17, Lévitique 18.18, Lévitique 18.20, Lévitique 18.21, Lévitique 18.22, Lévitique 18.23, Lévitique 18.24–25, Lévitique 18.28, Lévitique 19.2, Lévitique 19.3, Lévitique 19.9–10, Lévitique 19.11, Lévitique 19.12, Lévitique 19.13, Lévitique 19.14, Lévitique 19.15, Lévitique 19.16, Lévitique 19.17, Lévitique 19.18, Lévitique 19.19, Lévitique 19.20–22, Lévitique 19.23–25, Lévitique 19.26, Lévitique 19.27, Lévitique 19.28, Lévitique 19.29, Lévitique 19.30, Lévitique 19.31, Lévitique 19.32, Lévitique 19.33–34, Lévitique 19.35–36, Lévitique 20.2, Lévitique 20.9, Lévitique 20.9–27, Lévitique 20.10, Lévitique 20.11, Lévitique 20.17, Lévitique 20.20–21, Lévitique 20.24, Lévitique 21.1–4, Lévitique 21.1–22.33, Lévitique 21.5, Lévitique 21:6, Lévitique 21.7, Lévitique 21.10–15, Lévitique 21.22, Lévitique 22.2–6, Lévitique 22.5, Lévitique 22.9, Lévitique 22.11, Lévitique 22.14–16, Lévitique 22.15, Lévitique 22.18, Lévitique 22.21, Lévitique 22.23, Lévitique 22.27, Lévitique 22.28, Lévitique 23.2, Lévitique 23.5, Lévitique 23.5–8, Lévitique 23.6, Lévitique 23.10–14, Lévitique 23.11, Lévitique 23.14, Lévitique 23.15–21, Lévitique 23.18, Lévitique 23.24, Lévitique 23.27, Lévitique 23.29–30, Lévitique 23.34–43, Lévitique 23.39, Lévitique 23.43, Lévitique 24.5, Lévitique 24.7, Lévitique 24.10–23, Lévitique 24.11, Lévitique 24.14, Lévitique 24.17, Lévitique 24.20, Lévitique 24.22, Lévitique 25.1–55, Lévitique 25.2–7, Lévitique 25.4, Lévitique 25.8–17, Lévitique 25.10, Lévitique 25.11–12, Lévitique 25.15–16, Lévitique 25.23, Lévitique 25.25, Lévitique 25.29–31, Lévitique 25.32–34, Lévitique 25.35, Lévitique 25.36–37, Lévitique 25.38, Lévitique 25.40, Lévitique 25.42, Lévitique 25.43, Lévitique 25.44–46, Lévitique 25.47–55, Lévitique 26.1, Lévitique 26.3, Lévitique 26.3–39, Lévitique 26.5, Lévitique 26.7, Lévitique 26.9, Lévitique 26.12, Lévitique 26.13, Lévitique 26.14–39, Lévitique 26.18, Lévitique 26.19–20, Lévitique 26.29, Lévitique 26.30, Lévitique 26.34, Lévitique 26.36–39, Lévitique 26.40–45, Lévitique 26.41, Lévitique 26.42, Lévitique 27.1–34, Lévitique 27.2, Lévitique 27.3–7, Lévitique 27.8, Lévitique 27.9–10, Lévitique 27.11–13, Lévitique 27.14–15, Lévitique 27.16–21, Lévitique 27.21, Lévitique 27.25, Lévitique 27.26, Lévitique 27:28, Lévitique 27.29, Lévitique 27.30, Lévitique 27.31, Lévitique 27.32, Lévitique 27.34</w:t>
+      </w:r>
+      <w:r/>
+    </w:p>
+    <w:p>
+      <w:r/>
+      <w:r>
+        <w:t xml:space="preserve"> </w:t>
+      </w:r>
+      <w:r/>
+      <w:r/>
+    </w:p>
+    <w:p>
+      <w:pPr>
+        <w:sectPr>
           <w:footnotePr>
             <w:numRestart w:val="eachSect"/>
           </w:footnotePr>

--- a/fra/docx/03.content.docx
+++ b/fra/docx/03.content.docx
@@ -163,13 +163,6 @@
         <w:rPr>
           <w:lang w:val="fr_FR" w:bidi="fr_FR"/>
         </w:rPr>
-      </w:r>
-      <w:r>
-        <w:rPr>
-          <w:i/>
-          <w:lang w:val="fr_FR" w:bidi="fr_FR"/>
-        </w:rPr>
-        <w:t>Lévitique 1.1, Lévitique 1.1–7.38, Lévitique 1.2–3, Lévitique 1.3, Lévitique 1.3–17, Lévitique 1.4, Lévitique 1.5, Lévitique 1.6, Lévitique 1.8, Lévitique 1.9, Lévitique 1.10–13, Lévitique 1.14–17, Lévitique 1.17, Lévitique 2.1, Lévitique 2.1–16, Lévitique 2.2, Lévitique 2.3, Lévitique 2.4, Lévitique 2.5, Lévitique 2.7, Lévitique 2.11, Lévitique 2.12, Lévitique 2.13, Lévitique 3.1, Lévitique 3.1–17, Lévitique 3.4, Lévitique 3.5, Lévitique 3.6–11, Lévitique 3.9, Lévitique 3.11, Lévitique 3.12–16, Lévitique 3.17, Lévitique 4.1–5.13, Lévitique 4.3, Lévitique 4.3–21, Lévitique 4.5–6, Lévitique 4.7, Lévitique 4.11–12, Lévitique 4.15, Lévitique 4.20, Lévitique 4.22, Lévitique 4.22–35, Lévitique 4.23, Lévitique 4.24, Lévitique 4.25, Lévitique 4.27–35, Lévitique 5.1, Lévitique 5.1–6, Lévitique 5.2, Lévitique 5.3, Lévitique 5.4, Lévitique 5.5, Lévitique 5.6, Lévitique 5.7, Lévitique 5.7–13, Lévitique 5.11, Lévitique 5.13, Lévitique 5.14–6.7, Lévitique 5.15, Lévitique 5.16, Lévitique 5.17–19, Lévitique 6.2, Lévitique 6.5, Lévitique 6.7, Lévitique 6.8–7.38, Lévitique 6.10, Lévitique 6.11, Lévitique 6.12–13, Lévitique 6.16, Lévitique 6.17, Lévitique 6.18, Lévitique 6.19–23, Lévitique 6.22, Lévitique 6.23, Lévitique 6.28, Lévitique 6.23, Lévitique 7.3–4, Lévitique 7.12–15, Lévitique 7.15, Lévitique 7.16–18, Lévitique 7.18, Lévitique 7.19–21, Lévitique 7.20–21, Lévitique 7.22–27, Lévitique 7.24, Lévitique 7.26–27, Lévitique 7.34, Lévitique 7.36, Lévitique 8.1–36, Lévitique 8.2, Lévitique 8.4, Lévitique 8.6, Lévitique 8.7, Lévitique 8.8, Lévitique 8.9, Lévitique 8.10, Lévitique 8.13, Lévitique 8.14, Lévitique 8.15, Lévitique 8.18, Lévitique 8.22, Lévitique 8.23, Lévitique 8.29, Lévitique 8.30, Lévitique 8.31, Lévitique 8.34, Lévitique 8.35, Lévitique 9.1, Lévitique 9.2–4, Lévitique 9.6, Lévitique 9.7, Lévitique 9.9, Lévitique 9.17, Lévitique 9.22, Lévitique 9.24, Lévitique 10.1, Lévitique 10.1–20, Lévitique 10.2, Lévitique 10.3, Lévitique 10.4, Lévitique 10.5, Lévitique 10.6, Lévitique 10.7, Lévitique 10.8–10, Lévitique 10.11, Lévitique 10.12, Lévitique 10.13–15, Lévitique 10.16–17, Lévitique 10.19, Lévitique 11.1–15.33, Lévitique 11.2–3, Lévitique 11.2–8, Lévitique 11.5–6, Lévitique 11.9, Lévitique 11.10, Lévitique 11.13–19, Lévitique 11.21–22, Lévitique 11.24–25, Lévitique 11.29–31, Lévitique 11.32–40, Lévitique 11.36, Lévitique 11.37–38, Lévitique 11.39–40, Lévitique 11.44–45, Lévitique 11.45, Lévitique 12.1–8, Lévitique 12.2, Lévitique 12.3, Lévitique 12.4, Lévitique 12.5, Lévitique 12.6, Lévitique 12.7, Lévitique 12.8, Lévitique 13.1–46, Lévitique 13.1–14.57, Lévitique 13.2, Lévitique 13.3, Lévitique 13.4–5, Lévitique 13.8, Lévitique 13.10, Lévitique 13.12–13, Lévitique 13.24–25, Lévitique 13.30, Lévitique 13.38–39, Lévitique 13.42, Lévitique 13.45, Lévitique 13.46, Lévitique 13.47, Lévitique 13.47–59, Lévitique 14.1–32, Lévitique 14.4, Lévitique 14.5–7, Lévitique 14.7, Lévitique 14.12, Lévitique 14.14, Lévitique 14.15–17, Lévitique 14.19, Lévitique 14.20, Lévitique 14.21–32, Lévitique 14.33–53, Lévitique 14.34, Lévitique 14.36, Lévitique 14.37, Lévitique 14.54–57, Lévitique 15.1–33, Lévitique 15.2, Lévitique 15.13–15, Lévitique 15.16–17, Lévitique 15:18, Lévitique 15.19–23, Lévitique 15.24, Lévitique 15.25–29, Lévitique 15.32–33, Lévitique 16.1–34, Lévitique 16.2, Lévitique 16.4, Lévitique 16.6, Lévitique 16.8, Lévitique 16.16, Lévitique 16.23–24, Lévitique 16.27, Lévitique 16.29, Lévitique 16.31, Lévitique 17.1–26.46, Lévitique 17.3–9, Lévitique 17.4, Lévitique 17.7, Lévitique 17.11, Lévitique 17.13, Lévitique 17.15–16, Lévitique 18.1–20.27, Lévitique 18.2, Lévitique 18.4–5, Lévitique 18.6–7, Lévitique 18.7, Lévitique 18:7–8, Lévitique 18.9, Lévitique 18.12–13, Lévitique 18.14, Lévitique 18.15, Lévitique 18.16, Lévitique 18.17, Lévitique 18.18, Lévitique 18.20, Lévitique 18.21, Lévitique 18.22, Lévitique 18.23, Lévitique 18.24–25, Lévitique 18.28, Lévitique 19.2, Lévitique 19.3, Lévitique 19.9–10, Lévitique 19.11, Lévitique 19.12, Lévitique 19.13, Lévitique 19.14, Lévitique 19.15, Lévitique 19.16, Lévitique 19.17, Lévitique 19.18, Lévitique 19.19, Lévitique 19.20–22, Lévitique 19.23–25, Lévitique 19.26, Lévitique 19.27, Lévitique 19.28, Lévitique 19.29, Lévitique 19.30, Lévitique 19.31, Lévitique 19.32, Lévitique 19.33–34, Lévitique 19.35–36, Lévitique 20.2, Lévitique 20.9, Lévitique 20.9–27, Lévitique 20.10, Lévitique 20.11, Lévitique 20.17, Lévitique 20.20–21, Lévitique 20.24, Lévitique 21.1–4, Lévitique 21.1–22.33, Lévitique 21.5, Lévitique 21:6, Lévitique 21.7, Lévitique 21.10–15, Lévitique 21.22, Lévitique 22.2–6, Lévitique 22.5, Lévitique 22.9, Lévitique 22.11, Lévitique 22.14–16, Lévitique 22.15, Lévitique 22.18, Lévitique 22.21, Lévitique 22.23, Lévitique 22.27, Lévitique 22.28, Lévitique 23.2, Lévitique 23.5, Lévitique 23.5–8, Lévitique 23.6, Lévitique 23.10–14, Lévitique 23.11, Lévitique 23.14, Lévitique 23.15–21, Lévitique 23.18, Lévitique 23.24, Lévitique 23.27, Lévitique 23.29–30, Lévitique 23.34–43, Lévitique 23.39, Lévitique 23.43, Lévitique 24.5, Lévitique 24.7, Lévitique 24.10–23, Lévitique 24.11, Lévitique 24.14, Lévitique 24.17, Lévitique 24.20, Lévitique 24.22, Lévitique 25.1–55, Lévitique 25.2–7, Lévitique 25.4, Lévitique 25.8–17, Lévitique 25.10, Lévitique 25.11–12, Lévitique 25.15–16, Lévitique 25.23, Lévitique 25.25, Lévitique 25.29–31, Lévitique 25.32–34, Lévitique 25.35, Lévitique 25.36–37, Lévitique 25.38, Lévitique 25.40, Lévitique 25.42, Lévitique 25.43, Lévitique 25.44–46, Lévitique 25.47–55, Lévitique 26.1, Lévitique 26.3, Lévitique 26.3–39, Lévitique 26.5, Lévitique 26.7, Lévitique 26.9, Lévitique 26.12, Lévitique 26.13, Lévitique 26.14–39, Lévitique 26.18, Lévitique 26.19–20, Lévitique 26.29, Lévitique 26.30, Lévitique 26.34, Lévitique 26.36–39, Lévitique 26.40–45, Lévitique 26.41, Lévitique 26.42, Lévitique 27.1–34, Lévitique 27.2, Lévitique 27.3–7, Lévitique 27.8, Lévitique 27.9–10, Lévitique 27.11–13, Lévitique 27.14–15, Lévitique 27.16–21, Lévitique 27.21, Lévitique 27.25, Lévitique 27.26, Lévitique 27:28, Lévitique 27.29, Lévitique 27.30, Lévitique 27.31, Lévitique 27.32, Lévitique 27.34</w:t>
       </w:r>
       <w:r>
         <w:rPr>

--- a/fra/docx/03.content.docx
+++ b/fra/docx/03.content.docx
@@ -150,19 +150,6 @@
           <w:lang w:val="fr_FR" w:bidi="fr_FR"/>
         </w:rPr>
         <w:t>LEV</w:t>
-      </w:r>
-      <w:r>
-        <w:rPr>
-          <w:lang w:val="fr_FR" w:bidi="fr_FR"/>
-        </w:rPr>
-      </w:r>
-    </w:p>
-    <w:p>
-      <w:pPr/>
-      <w:r>
-        <w:rPr>
-          <w:lang w:val="fr_FR" w:bidi="fr_FR"/>
-        </w:rPr>
       </w:r>
       <w:r>
         <w:rPr>

--- a/fra/docx/03.content.docx
+++ b/fra/docx/03.content.docx
@@ -19,7 +19,7 @@
         <w:rPr>
           <w:lang w:val="fr_FR" w:bidi="fr_FR"/>
         </w:rPr>
-        <w:t>Resource: Notes d'étude (Tyndale)</w:t>
+        <w:t>Resource: Tyndale Open Study Notes</w:t>
       </w:r>
       <w:r>
         <w:rPr>
@@ -112,7 +112,7 @@
         <w:rPr>
           <w:lang w:val="fr_FR" w:bidi="fr_FR"/>
         </w:rPr>
-        <w:t>Notes d'étude (Tyndale)</w:t>
+        <w:t>Tyndale Open Study Notes</w:t>
       </w:r>
     </w:p>
     <w:p>

--- a/fra/docx/03.content.docx
+++ b/fra/docx/03.content.docx
@@ -19,7 +19,7 @@
         <w:rPr>
           <w:lang w:val="fr_FR" w:bidi="fr_FR"/>
         </w:rPr>
-        <w:t>Resource: Tyndale Open Study Notes</w:t>
+        <w:t>Resource: Aquifer Open Study Notes</w:t>
       </w:r>
       <w:r>
         <w:rPr>
@@ -112,7 +112,7 @@
         <w:rPr>
           <w:lang w:val="fr_FR" w:bidi="fr_FR"/>
         </w:rPr>
-        <w:t>Tyndale Open Study Notes</w:t>
+        <w:t>Aquifer Open Study Notes</w:t>
       </w:r>
     </w:p>
     <w:p>
